--- a/индикатор 7.docx
+++ b/индикатор 7.docx
@@ -723,6 +723,7 @@
             <w:pPr>
               <w:rPr>
                 <w:sz w:val="28"/>
+                <w:lang w:val="en-US"/>
               </w:rPr>
             </w:pPr>
             <w:r>
@@ -731,36 +732,8 @@
                 <w:bCs/>
                 <w:sz w:val="28"/>
               </w:rPr>
-              <w:t>a</w:t>
-            </w:r>
-          </w:p>
-        </w:tc>
-        <w:tc>
-          <w:tcPr>
-            <w:tcW w:w="0" w:type="auto"/>
-            <w:tcBorders>
-              <w:top w:val="single" w:sz="6" w:space="0" w:color="836A41"/>
-              <w:left w:val="single" w:sz="6" w:space="0" w:color="836A41"/>
-              <w:bottom w:val="single" w:sz="6" w:space="0" w:color="836A41"/>
-              <w:right w:val="single" w:sz="6" w:space="0" w:color="836A41"/>
-            </w:tcBorders>
-            <w:shd w:val="clear" w:color="auto" w:fill="E1D8AA"/>
-            <w:tcMar>
-              <w:top w:w="60" w:type="dxa"/>
-              <w:left w:w="135" w:type="dxa"/>
-              <w:bottom w:w="60" w:type="dxa"/>
-              <w:right w:w="135" w:type="dxa"/>
-            </w:tcMar>
-            <w:vAlign w:val="center"/>
-            <w:hideMark/>
-          </w:tcPr>
-          <w:p>
-            <w:pPr>
-              <w:rPr>
-                <w:sz w:val="28"/>
-                <w:lang w:val="en-US"/>
-              </w:rPr>
-            </w:pPr>
+              <w:t>A</w:t>
+            </w:r>
             <w:r>
               <w:rPr>
                 <w:b/>
@@ -768,33 +741,34 @@
                 <w:sz w:val="28"/>
                 <w:lang w:val="en-US"/>
               </w:rPr>
-              <w:t>b</w:t>
-            </w:r>
-          </w:p>
-        </w:tc>
-        <w:tc>
-          <w:tcPr>
-            <w:tcW w:w="0" w:type="auto"/>
-            <w:tcBorders>
-              <w:top w:val="single" w:sz="6" w:space="0" w:color="836A41"/>
-              <w:left w:val="single" w:sz="6" w:space="0" w:color="836A41"/>
-              <w:bottom w:val="single" w:sz="6" w:space="0" w:color="836A41"/>
-              <w:right w:val="single" w:sz="6" w:space="0" w:color="836A41"/>
-            </w:tcBorders>
-            <w:shd w:val="clear" w:color="auto" w:fill="E1D8AA"/>
-            <w:tcMar>
-              <w:top w:w="60" w:type="dxa"/>
-              <w:left w:w="135" w:type="dxa"/>
-              <w:bottom w:w="60" w:type="dxa"/>
-              <w:right w:w="135" w:type="dxa"/>
-            </w:tcMar>
-            <w:vAlign w:val="center"/>
-            <w:hideMark/>
-          </w:tcPr>
-          <w:p>
-            <w:pPr>
-              <w:rPr>
-                <w:sz w:val="28"/>
+              <w:t>1</w:t>
+            </w:r>
+          </w:p>
+        </w:tc>
+        <w:tc>
+          <w:tcPr>
+            <w:tcW w:w="0" w:type="auto"/>
+            <w:tcBorders>
+              <w:top w:val="single" w:sz="6" w:space="0" w:color="836A41"/>
+              <w:left w:val="single" w:sz="6" w:space="0" w:color="836A41"/>
+              <w:bottom w:val="single" w:sz="6" w:space="0" w:color="836A41"/>
+              <w:right w:val="single" w:sz="6" w:space="0" w:color="836A41"/>
+            </w:tcBorders>
+            <w:shd w:val="clear" w:color="auto" w:fill="E1D8AA"/>
+            <w:tcMar>
+              <w:top w:w="60" w:type="dxa"/>
+              <w:left w:w="135" w:type="dxa"/>
+              <w:bottom w:w="60" w:type="dxa"/>
+              <w:right w:w="135" w:type="dxa"/>
+            </w:tcMar>
+            <w:vAlign w:val="center"/>
+            <w:hideMark/>
+          </w:tcPr>
+          <w:p>
+            <w:pPr>
+              <w:rPr>
+                <w:sz w:val="28"/>
+                <w:lang w:val="en-US"/>
               </w:rPr>
             </w:pPr>
             <w:r>
@@ -802,34 +776,36 @@
                 <w:b/>
                 <w:bCs/>
                 <w:sz w:val="28"/>
-              </w:rPr>
-              <w:t>c</w:t>
-            </w:r>
-          </w:p>
-        </w:tc>
-        <w:tc>
-          <w:tcPr>
-            <w:tcW w:w="0" w:type="auto"/>
-            <w:tcBorders>
-              <w:top w:val="single" w:sz="6" w:space="0" w:color="836A41"/>
-              <w:left w:val="single" w:sz="6" w:space="0" w:color="836A41"/>
-              <w:bottom w:val="single" w:sz="6" w:space="0" w:color="836A41"/>
-              <w:right w:val="single" w:sz="6" w:space="0" w:color="836A41"/>
-            </w:tcBorders>
-            <w:shd w:val="clear" w:color="auto" w:fill="E1D8AA"/>
-            <w:tcMar>
-              <w:top w:w="60" w:type="dxa"/>
-              <w:left w:w="135" w:type="dxa"/>
-              <w:bottom w:w="60" w:type="dxa"/>
-              <w:right w:w="135" w:type="dxa"/>
-            </w:tcMar>
-            <w:vAlign w:val="center"/>
-            <w:hideMark/>
-          </w:tcPr>
-          <w:p>
-            <w:pPr>
-              <w:rPr>
-                <w:sz w:val="28"/>
+                <w:lang w:val="en-US"/>
+              </w:rPr>
+              <w:t>B1</w:t>
+            </w:r>
+          </w:p>
+        </w:tc>
+        <w:tc>
+          <w:tcPr>
+            <w:tcW w:w="0" w:type="auto"/>
+            <w:tcBorders>
+              <w:top w:val="single" w:sz="6" w:space="0" w:color="836A41"/>
+              <w:left w:val="single" w:sz="6" w:space="0" w:color="836A41"/>
+              <w:bottom w:val="single" w:sz="6" w:space="0" w:color="836A41"/>
+              <w:right w:val="single" w:sz="6" w:space="0" w:color="836A41"/>
+            </w:tcBorders>
+            <w:shd w:val="clear" w:color="auto" w:fill="E1D8AA"/>
+            <w:tcMar>
+              <w:top w:w="60" w:type="dxa"/>
+              <w:left w:w="135" w:type="dxa"/>
+              <w:bottom w:w="60" w:type="dxa"/>
+              <w:right w:w="135" w:type="dxa"/>
+            </w:tcMar>
+            <w:vAlign w:val="center"/>
+            <w:hideMark/>
+          </w:tcPr>
+          <w:p>
+            <w:pPr>
+              <w:rPr>
+                <w:sz w:val="28"/>
+                <w:lang w:val="en-US"/>
               </w:rPr>
             </w:pPr>
             <w:r>
@@ -838,70 +814,43 @@
                 <w:bCs/>
                 <w:sz w:val="28"/>
               </w:rPr>
-              <w:t>d</w:t>
-            </w:r>
-          </w:p>
-        </w:tc>
-        <w:tc>
-          <w:tcPr>
-            <w:tcW w:w="0" w:type="auto"/>
-            <w:tcBorders>
-              <w:top w:val="single" w:sz="6" w:space="0" w:color="836A41"/>
-              <w:left w:val="single" w:sz="6" w:space="0" w:color="836A41"/>
-              <w:bottom w:val="single" w:sz="6" w:space="0" w:color="836A41"/>
-              <w:right w:val="single" w:sz="6" w:space="0" w:color="836A41"/>
-            </w:tcBorders>
-            <w:shd w:val="clear" w:color="auto" w:fill="E1D8AA"/>
-            <w:tcMar>
-              <w:top w:w="60" w:type="dxa"/>
-              <w:left w:w="135" w:type="dxa"/>
-              <w:bottom w:w="60" w:type="dxa"/>
-              <w:right w:w="135" w:type="dxa"/>
-            </w:tcMar>
-            <w:vAlign w:val="center"/>
-            <w:hideMark/>
-          </w:tcPr>
-          <w:p>
-            <w:pPr>
-              <w:rPr>
-                <w:sz w:val="28"/>
-                <w:highlight w:val="yellow"/>
-              </w:rPr>
-            </w:pPr>
+              <w:t>C</w:t>
+            </w:r>
             <w:r>
               <w:rPr>
                 <w:b/>
                 <w:bCs/>
                 <w:sz w:val="28"/>
-                <w:highlight w:val="yellow"/>
-              </w:rPr>
-              <w:t>e</w:t>
-            </w:r>
-          </w:p>
-        </w:tc>
-        <w:tc>
-          <w:tcPr>
-            <w:tcW w:w="0" w:type="auto"/>
-            <w:tcBorders>
-              <w:top w:val="single" w:sz="6" w:space="0" w:color="836A41"/>
-              <w:left w:val="single" w:sz="6" w:space="0" w:color="836A41"/>
-              <w:bottom w:val="single" w:sz="6" w:space="0" w:color="836A41"/>
-              <w:right w:val="single" w:sz="6" w:space="0" w:color="836A41"/>
-            </w:tcBorders>
-            <w:shd w:val="clear" w:color="auto" w:fill="E1D8AA"/>
-            <w:tcMar>
-              <w:top w:w="60" w:type="dxa"/>
-              <w:left w:w="135" w:type="dxa"/>
-              <w:bottom w:w="60" w:type="dxa"/>
-              <w:right w:w="135" w:type="dxa"/>
-            </w:tcMar>
-            <w:vAlign w:val="center"/>
-            <w:hideMark/>
-          </w:tcPr>
-          <w:p>
-            <w:pPr>
-              <w:rPr>
-                <w:sz w:val="28"/>
+                <w:lang w:val="en-US"/>
+              </w:rPr>
+              <w:t>1</w:t>
+            </w:r>
+          </w:p>
+        </w:tc>
+        <w:tc>
+          <w:tcPr>
+            <w:tcW w:w="0" w:type="auto"/>
+            <w:tcBorders>
+              <w:top w:val="single" w:sz="6" w:space="0" w:color="836A41"/>
+              <w:left w:val="single" w:sz="6" w:space="0" w:color="836A41"/>
+              <w:bottom w:val="single" w:sz="6" w:space="0" w:color="836A41"/>
+              <w:right w:val="single" w:sz="6" w:space="0" w:color="836A41"/>
+            </w:tcBorders>
+            <w:shd w:val="clear" w:color="auto" w:fill="E1D8AA"/>
+            <w:tcMar>
+              <w:top w:w="60" w:type="dxa"/>
+              <w:left w:w="135" w:type="dxa"/>
+              <w:bottom w:w="60" w:type="dxa"/>
+              <w:right w:w="135" w:type="dxa"/>
+            </w:tcMar>
+            <w:vAlign w:val="center"/>
+            <w:hideMark/>
+          </w:tcPr>
+          <w:p>
+            <w:pPr>
+              <w:rPr>
+                <w:sz w:val="28"/>
+                <w:lang w:val="en-US"/>
               </w:rPr>
             </w:pPr>
             <w:r>
@@ -910,42 +859,154 @@
                 <w:bCs/>
                 <w:sz w:val="28"/>
               </w:rPr>
-              <w:t>f</w:t>
-            </w:r>
-          </w:p>
-        </w:tc>
-        <w:tc>
-          <w:tcPr>
-            <w:tcW w:w="0" w:type="auto"/>
-            <w:tcBorders>
-              <w:top w:val="single" w:sz="6" w:space="0" w:color="836A41"/>
-              <w:left w:val="single" w:sz="6" w:space="0" w:color="836A41"/>
-              <w:bottom w:val="single" w:sz="6" w:space="0" w:color="836A41"/>
-              <w:right w:val="single" w:sz="6" w:space="0" w:color="836A41"/>
-            </w:tcBorders>
-            <w:shd w:val="clear" w:color="auto" w:fill="E1D8AA"/>
-            <w:tcMar>
-              <w:top w:w="60" w:type="dxa"/>
-              <w:left w:w="135" w:type="dxa"/>
-              <w:bottom w:w="60" w:type="dxa"/>
-              <w:right w:w="135" w:type="dxa"/>
-            </w:tcMar>
-            <w:vAlign w:val="center"/>
-            <w:hideMark/>
-          </w:tcPr>
-          <w:p>
-            <w:pPr>
-              <w:rPr>
-                <w:sz w:val="28"/>
-              </w:rPr>
-            </w:pPr>
+              <w:t>D</w:t>
+            </w:r>
             <w:r>
               <w:rPr>
                 <w:b/>
                 <w:bCs/>
                 <w:sz w:val="28"/>
-              </w:rPr>
-              <w:t>g</w:t>
+                <w:lang w:val="en-US"/>
+              </w:rPr>
+              <w:t>1</w:t>
+            </w:r>
+          </w:p>
+        </w:tc>
+        <w:tc>
+          <w:tcPr>
+            <w:tcW w:w="0" w:type="auto"/>
+            <w:tcBorders>
+              <w:top w:val="single" w:sz="6" w:space="0" w:color="836A41"/>
+              <w:left w:val="single" w:sz="6" w:space="0" w:color="836A41"/>
+              <w:bottom w:val="single" w:sz="6" w:space="0" w:color="836A41"/>
+              <w:right w:val="single" w:sz="6" w:space="0" w:color="836A41"/>
+            </w:tcBorders>
+            <w:shd w:val="clear" w:color="auto" w:fill="E1D8AA"/>
+            <w:tcMar>
+              <w:top w:w="60" w:type="dxa"/>
+              <w:left w:w="135" w:type="dxa"/>
+              <w:bottom w:w="60" w:type="dxa"/>
+              <w:right w:w="135" w:type="dxa"/>
+            </w:tcMar>
+            <w:vAlign w:val="center"/>
+            <w:hideMark/>
+          </w:tcPr>
+          <w:p>
+            <w:pPr>
+              <w:rPr>
+                <w:sz w:val="28"/>
+                <w:highlight w:val="yellow"/>
+                <w:lang w:val="en-US"/>
+              </w:rPr>
+            </w:pPr>
+            <w:r>
+              <w:rPr>
+                <w:b/>
+                <w:bCs/>
+                <w:sz w:val="28"/>
+                <w:highlight w:val="yellow"/>
+              </w:rPr>
+              <w:t>E</w:t>
+            </w:r>
+            <w:r>
+              <w:rPr>
+                <w:b/>
+                <w:bCs/>
+                <w:sz w:val="28"/>
+                <w:highlight w:val="yellow"/>
+                <w:lang w:val="en-US"/>
+              </w:rPr>
+              <w:t>1</w:t>
+            </w:r>
+          </w:p>
+        </w:tc>
+        <w:tc>
+          <w:tcPr>
+            <w:tcW w:w="0" w:type="auto"/>
+            <w:tcBorders>
+              <w:top w:val="single" w:sz="6" w:space="0" w:color="836A41"/>
+              <w:left w:val="single" w:sz="6" w:space="0" w:color="836A41"/>
+              <w:bottom w:val="single" w:sz="6" w:space="0" w:color="836A41"/>
+              <w:right w:val="single" w:sz="6" w:space="0" w:color="836A41"/>
+            </w:tcBorders>
+            <w:shd w:val="clear" w:color="auto" w:fill="E1D8AA"/>
+            <w:tcMar>
+              <w:top w:w="60" w:type="dxa"/>
+              <w:left w:w="135" w:type="dxa"/>
+              <w:bottom w:w="60" w:type="dxa"/>
+              <w:right w:w="135" w:type="dxa"/>
+            </w:tcMar>
+            <w:vAlign w:val="center"/>
+            <w:hideMark/>
+          </w:tcPr>
+          <w:p>
+            <w:pPr>
+              <w:rPr>
+                <w:sz w:val="28"/>
+                <w:lang w:val="en-US"/>
+              </w:rPr>
+            </w:pPr>
+            <w:r>
+              <w:rPr>
+                <w:b/>
+                <w:bCs/>
+                <w:sz w:val="28"/>
+              </w:rPr>
+              <w:t>F</w:t>
+            </w:r>
+            <w:r>
+              <w:rPr>
+                <w:b/>
+                <w:bCs/>
+                <w:sz w:val="28"/>
+                <w:lang w:val="en-US"/>
+              </w:rPr>
+              <w:t>1</w:t>
+            </w:r>
+          </w:p>
+        </w:tc>
+        <w:tc>
+          <w:tcPr>
+            <w:tcW w:w="0" w:type="auto"/>
+            <w:tcBorders>
+              <w:top w:val="single" w:sz="6" w:space="0" w:color="836A41"/>
+              <w:left w:val="single" w:sz="6" w:space="0" w:color="836A41"/>
+              <w:bottom w:val="single" w:sz="6" w:space="0" w:color="836A41"/>
+              <w:right w:val="single" w:sz="6" w:space="0" w:color="836A41"/>
+            </w:tcBorders>
+            <w:shd w:val="clear" w:color="auto" w:fill="E1D8AA"/>
+            <w:tcMar>
+              <w:top w:w="60" w:type="dxa"/>
+              <w:left w:w="135" w:type="dxa"/>
+              <w:bottom w:w="60" w:type="dxa"/>
+              <w:right w:w="135" w:type="dxa"/>
+            </w:tcMar>
+            <w:vAlign w:val="center"/>
+            <w:hideMark/>
+          </w:tcPr>
+          <w:p>
+            <w:pPr>
+              <w:rPr>
+                <w:sz w:val="28"/>
+                <w:lang w:val="en-US"/>
+              </w:rPr>
+            </w:pPr>
+            <w:r>
+              <w:rPr>
+                <w:b/>
+                <w:bCs/>
+                <w:sz w:val="28"/>
+              </w:rPr>
+              <w:t>G</w:t>
+            </w:r>
+            <w:r>
+              <w:rPr>
+                <w:b/>
+                <w:bCs/>
+                <w:sz w:val="28"/>
+                <w:lang w:val="en-US"/>
+              </w:rPr>
+              <w:t>1</w:t>
             </w:r>
           </w:p>
         </w:tc>
@@ -5288,6 +5349,7 @@
               <w:rPr>
                 <w:sz w:val="28"/>
                 <w:highlight w:val="yellow"/>
+                <w:lang w:val="en-US"/>
               </w:rPr>
             </w:pPr>
             <w:r>
@@ -5555,84 +5617,108 @@
                 <w:sz w:val="28"/>
               </w:rPr>
             </w:pPr>
-          </w:p>
-        </w:tc>
-        <w:tc>
-          <w:tcPr>
-            <w:tcW w:w="0" w:type="auto"/>
-            <w:tcBorders>
-              <w:top w:val="single" w:sz="6" w:space="0" w:color="836A41"/>
-              <w:left w:val="single" w:sz="6" w:space="0" w:color="836A41"/>
-              <w:bottom w:val="single" w:sz="6" w:space="0" w:color="836A41"/>
-              <w:right w:val="single" w:sz="6" w:space="0" w:color="836A41"/>
-            </w:tcBorders>
-            <w:shd w:val="clear" w:color="auto" w:fill="E1D8AA"/>
-            <w:tcMar>
-              <w:top w:w="60" w:type="dxa"/>
-              <w:left w:w="135" w:type="dxa"/>
-              <w:bottom w:w="60" w:type="dxa"/>
-              <w:right w:w="135" w:type="dxa"/>
-            </w:tcMar>
-            <w:vAlign w:val="center"/>
-          </w:tcPr>
-          <w:p>
-            <w:pPr>
-              <w:rPr>
-                <w:sz w:val="28"/>
-              </w:rPr>
-            </w:pPr>
-          </w:p>
-        </w:tc>
-        <w:tc>
-          <w:tcPr>
-            <w:tcW w:w="0" w:type="auto"/>
-            <w:tcBorders>
-              <w:top w:val="single" w:sz="6" w:space="0" w:color="836A41"/>
-              <w:left w:val="single" w:sz="6" w:space="0" w:color="836A41"/>
-              <w:bottom w:val="single" w:sz="6" w:space="0" w:color="836A41"/>
-              <w:right w:val="single" w:sz="6" w:space="0" w:color="836A41"/>
-            </w:tcBorders>
-            <w:shd w:val="clear" w:color="auto" w:fill="E1D8AA"/>
-            <w:tcMar>
-              <w:top w:w="60" w:type="dxa"/>
-              <w:left w:w="135" w:type="dxa"/>
-              <w:bottom w:w="60" w:type="dxa"/>
-              <w:right w:w="135" w:type="dxa"/>
-            </w:tcMar>
-            <w:vAlign w:val="center"/>
-          </w:tcPr>
-          <w:p>
-            <w:pPr>
-              <w:rPr>
-                <w:sz w:val="28"/>
-              </w:rPr>
-            </w:pPr>
-          </w:p>
-        </w:tc>
-        <w:tc>
-          <w:tcPr>
-            <w:tcW w:w="0" w:type="auto"/>
-            <w:tcBorders>
-              <w:top w:val="single" w:sz="6" w:space="0" w:color="836A41"/>
-              <w:left w:val="single" w:sz="6" w:space="0" w:color="836A41"/>
-              <w:bottom w:val="single" w:sz="6" w:space="0" w:color="836A41"/>
-              <w:right w:val="single" w:sz="6" w:space="0" w:color="836A41"/>
-            </w:tcBorders>
-            <w:shd w:val="clear" w:color="auto" w:fill="E1D8AA"/>
-            <w:tcMar>
-              <w:top w:w="60" w:type="dxa"/>
-              <w:left w:w="135" w:type="dxa"/>
-              <w:bottom w:w="60" w:type="dxa"/>
-              <w:right w:w="135" w:type="dxa"/>
-            </w:tcMar>
-            <w:vAlign w:val="center"/>
-          </w:tcPr>
-          <w:p>
-            <w:pPr>
-              <w:rPr>
-                <w:sz w:val="28"/>
-              </w:rPr>
-            </w:pPr>
+            <w:r>
+              <w:rPr>
+                <w:sz w:val="28"/>
+              </w:rPr>
+              <w:t>0</w:t>
+            </w:r>
+          </w:p>
+        </w:tc>
+        <w:tc>
+          <w:tcPr>
+            <w:tcW w:w="0" w:type="auto"/>
+            <w:tcBorders>
+              <w:top w:val="single" w:sz="6" w:space="0" w:color="836A41"/>
+              <w:left w:val="single" w:sz="6" w:space="0" w:color="836A41"/>
+              <w:bottom w:val="single" w:sz="6" w:space="0" w:color="836A41"/>
+              <w:right w:val="single" w:sz="6" w:space="0" w:color="836A41"/>
+            </w:tcBorders>
+            <w:shd w:val="clear" w:color="auto" w:fill="E1D8AA"/>
+            <w:tcMar>
+              <w:top w:w="60" w:type="dxa"/>
+              <w:left w:w="135" w:type="dxa"/>
+              <w:bottom w:w="60" w:type="dxa"/>
+              <w:right w:w="135" w:type="dxa"/>
+            </w:tcMar>
+            <w:vAlign w:val="center"/>
+          </w:tcPr>
+          <w:p>
+            <w:pPr>
+              <w:rPr>
+                <w:sz w:val="28"/>
+              </w:rPr>
+            </w:pPr>
+            <w:r>
+              <w:rPr>
+                <w:sz w:val="28"/>
+              </w:rPr>
+              <w:t>0</w:t>
+            </w:r>
+          </w:p>
+        </w:tc>
+        <w:tc>
+          <w:tcPr>
+            <w:tcW w:w="0" w:type="auto"/>
+            <w:tcBorders>
+              <w:top w:val="single" w:sz="6" w:space="0" w:color="836A41"/>
+              <w:left w:val="single" w:sz="6" w:space="0" w:color="836A41"/>
+              <w:bottom w:val="single" w:sz="6" w:space="0" w:color="836A41"/>
+              <w:right w:val="single" w:sz="6" w:space="0" w:color="836A41"/>
+            </w:tcBorders>
+            <w:shd w:val="clear" w:color="auto" w:fill="E1D8AA"/>
+            <w:tcMar>
+              <w:top w:w="60" w:type="dxa"/>
+              <w:left w:w="135" w:type="dxa"/>
+              <w:bottom w:w="60" w:type="dxa"/>
+              <w:right w:w="135" w:type="dxa"/>
+            </w:tcMar>
+            <w:vAlign w:val="center"/>
+          </w:tcPr>
+          <w:p>
+            <w:pPr>
+              <w:rPr>
+                <w:sz w:val="28"/>
+              </w:rPr>
+            </w:pPr>
+            <w:r>
+              <w:rPr>
+                <w:sz w:val="28"/>
+              </w:rPr>
+              <w:t>1</w:t>
+            </w:r>
+          </w:p>
+        </w:tc>
+        <w:tc>
+          <w:tcPr>
+            <w:tcW w:w="0" w:type="auto"/>
+            <w:tcBorders>
+              <w:top w:val="single" w:sz="6" w:space="0" w:color="836A41"/>
+              <w:left w:val="single" w:sz="6" w:space="0" w:color="836A41"/>
+              <w:bottom w:val="single" w:sz="6" w:space="0" w:color="836A41"/>
+              <w:right w:val="single" w:sz="6" w:space="0" w:color="836A41"/>
+            </w:tcBorders>
+            <w:shd w:val="clear" w:color="auto" w:fill="E1D8AA"/>
+            <w:tcMar>
+              <w:top w:w="60" w:type="dxa"/>
+              <w:left w:w="135" w:type="dxa"/>
+              <w:bottom w:w="60" w:type="dxa"/>
+              <w:right w:w="135" w:type="dxa"/>
+            </w:tcMar>
+            <w:vAlign w:val="center"/>
+          </w:tcPr>
+          <w:p>
+            <w:pPr>
+              <w:rPr>
+                <w:sz w:val="28"/>
+              </w:rPr>
+            </w:pPr>
+            <w:r>
+              <w:rPr>
+                <w:sz w:val="28"/>
+              </w:rPr>
+              <w:t>1</w:t>
+            </w:r>
           </w:p>
         </w:tc>
         <w:tc>
@@ -5660,58 +5746,77 @@
                 <w:highlight w:val="yellow"/>
               </w:rPr>
             </w:pPr>
-          </w:p>
-        </w:tc>
-        <w:tc>
-          <w:tcPr>
-            <w:tcW w:w="0" w:type="auto"/>
-            <w:tcBorders>
-              <w:top w:val="single" w:sz="6" w:space="0" w:color="836A41"/>
-              <w:left w:val="single" w:sz="6" w:space="0" w:color="836A41"/>
-              <w:bottom w:val="single" w:sz="6" w:space="0" w:color="836A41"/>
-              <w:right w:val="single" w:sz="6" w:space="0" w:color="836A41"/>
-            </w:tcBorders>
-            <w:shd w:val="clear" w:color="auto" w:fill="E1D8AA"/>
-            <w:tcMar>
-              <w:top w:w="60" w:type="dxa"/>
-              <w:left w:w="135" w:type="dxa"/>
-              <w:bottom w:w="60" w:type="dxa"/>
-              <w:right w:w="135" w:type="dxa"/>
-            </w:tcMar>
-            <w:vAlign w:val="center"/>
-          </w:tcPr>
-          <w:p>
-            <w:pPr>
-              <w:rPr>
-                <w:sz w:val="28"/>
-              </w:rPr>
-            </w:pPr>
-          </w:p>
-        </w:tc>
-        <w:tc>
-          <w:tcPr>
-            <w:tcW w:w="0" w:type="auto"/>
-            <w:tcBorders>
-              <w:top w:val="single" w:sz="6" w:space="0" w:color="836A41"/>
-              <w:left w:val="single" w:sz="6" w:space="0" w:color="836A41"/>
-              <w:bottom w:val="single" w:sz="6" w:space="0" w:color="836A41"/>
-              <w:right w:val="single" w:sz="6" w:space="0" w:color="836A41"/>
-            </w:tcBorders>
-            <w:shd w:val="clear" w:color="auto" w:fill="E1D8AA"/>
-            <w:tcMar>
-              <w:top w:w="60" w:type="dxa"/>
-              <w:left w:w="135" w:type="dxa"/>
-              <w:bottom w:w="60" w:type="dxa"/>
-              <w:right w:w="135" w:type="dxa"/>
-            </w:tcMar>
-            <w:vAlign w:val="center"/>
-          </w:tcPr>
-          <w:p>
-            <w:pPr>
-              <w:rPr>
-                <w:sz w:val="28"/>
-              </w:rPr>
-            </w:pPr>
+            <w:r>
+              <w:rPr>
+                <w:sz w:val="28"/>
+                <w:highlight w:val="yellow"/>
+              </w:rPr>
+              <w:t>1</w:t>
+            </w:r>
+          </w:p>
+        </w:tc>
+        <w:tc>
+          <w:tcPr>
+            <w:tcW w:w="0" w:type="auto"/>
+            <w:tcBorders>
+              <w:top w:val="single" w:sz="6" w:space="0" w:color="836A41"/>
+              <w:left w:val="single" w:sz="6" w:space="0" w:color="836A41"/>
+              <w:bottom w:val="single" w:sz="6" w:space="0" w:color="836A41"/>
+              <w:right w:val="single" w:sz="6" w:space="0" w:color="836A41"/>
+            </w:tcBorders>
+            <w:shd w:val="clear" w:color="auto" w:fill="E1D8AA"/>
+            <w:tcMar>
+              <w:top w:w="60" w:type="dxa"/>
+              <w:left w:w="135" w:type="dxa"/>
+              <w:bottom w:w="60" w:type="dxa"/>
+              <w:right w:w="135" w:type="dxa"/>
+            </w:tcMar>
+            <w:vAlign w:val="center"/>
+          </w:tcPr>
+          <w:p>
+            <w:pPr>
+              <w:rPr>
+                <w:sz w:val="28"/>
+              </w:rPr>
+            </w:pPr>
+            <w:r>
+              <w:rPr>
+                <w:sz w:val="28"/>
+              </w:rPr>
+              <w:t>1</w:t>
+            </w:r>
+          </w:p>
+        </w:tc>
+        <w:tc>
+          <w:tcPr>
+            <w:tcW w:w="0" w:type="auto"/>
+            <w:tcBorders>
+              <w:top w:val="single" w:sz="6" w:space="0" w:color="836A41"/>
+              <w:left w:val="single" w:sz="6" w:space="0" w:color="836A41"/>
+              <w:bottom w:val="single" w:sz="6" w:space="0" w:color="836A41"/>
+              <w:right w:val="single" w:sz="6" w:space="0" w:color="836A41"/>
+            </w:tcBorders>
+            <w:shd w:val="clear" w:color="auto" w:fill="E1D8AA"/>
+            <w:tcMar>
+              <w:top w:w="60" w:type="dxa"/>
+              <w:left w:w="135" w:type="dxa"/>
+              <w:bottom w:w="60" w:type="dxa"/>
+              <w:right w:w="135" w:type="dxa"/>
+            </w:tcMar>
+            <w:vAlign w:val="center"/>
+          </w:tcPr>
+          <w:p>
+            <w:pPr>
+              <w:rPr>
+                <w:sz w:val="28"/>
+              </w:rPr>
+            </w:pPr>
+            <w:r>
+              <w:rPr>
+                <w:sz w:val="28"/>
+              </w:rPr>
+              <w:t>1</w:t>
+            </w:r>
           </w:p>
         </w:tc>
       </w:tr>
@@ -6309,84 +6414,108 @@
                 <w:sz w:val="28"/>
               </w:rPr>
             </w:pPr>
-          </w:p>
-        </w:tc>
-        <w:tc>
-          <w:tcPr>
-            <w:tcW w:w="0" w:type="auto"/>
-            <w:tcBorders>
-              <w:top w:val="single" w:sz="6" w:space="0" w:color="836A41"/>
-              <w:left w:val="single" w:sz="6" w:space="0" w:color="836A41"/>
-              <w:bottom w:val="single" w:sz="6" w:space="0" w:color="836A41"/>
-              <w:right w:val="single" w:sz="6" w:space="0" w:color="836A41"/>
-            </w:tcBorders>
-            <w:shd w:val="clear" w:color="auto" w:fill="E1D8AA"/>
-            <w:tcMar>
-              <w:top w:w="60" w:type="dxa"/>
-              <w:left w:w="135" w:type="dxa"/>
-              <w:bottom w:w="60" w:type="dxa"/>
-              <w:right w:w="135" w:type="dxa"/>
-            </w:tcMar>
-            <w:vAlign w:val="center"/>
-          </w:tcPr>
-          <w:p>
-            <w:pPr>
-              <w:rPr>
-                <w:sz w:val="28"/>
-              </w:rPr>
-            </w:pPr>
-          </w:p>
-        </w:tc>
-        <w:tc>
-          <w:tcPr>
-            <w:tcW w:w="0" w:type="auto"/>
-            <w:tcBorders>
-              <w:top w:val="single" w:sz="6" w:space="0" w:color="836A41"/>
-              <w:left w:val="single" w:sz="6" w:space="0" w:color="836A41"/>
-              <w:bottom w:val="single" w:sz="6" w:space="0" w:color="836A41"/>
-              <w:right w:val="single" w:sz="6" w:space="0" w:color="836A41"/>
-            </w:tcBorders>
-            <w:shd w:val="clear" w:color="auto" w:fill="E1D8AA"/>
-            <w:tcMar>
-              <w:top w:w="60" w:type="dxa"/>
-              <w:left w:w="135" w:type="dxa"/>
-              <w:bottom w:w="60" w:type="dxa"/>
-              <w:right w:w="135" w:type="dxa"/>
-            </w:tcMar>
-            <w:vAlign w:val="center"/>
-          </w:tcPr>
-          <w:p>
-            <w:pPr>
-              <w:rPr>
-                <w:sz w:val="28"/>
-              </w:rPr>
-            </w:pPr>
-          </w:p>
-        </w:tc>
-        <w:tc>
-          <w:tcPr>
-            <w:tcW w:w="0" w:type="auto"/>
-            <w:tcBorders>
-              <w:top w:val="single" w:sz="6" w:space="0" w:color="836A41"/>
-              <w:left w:val="single" w:sz="6" w:space="0" w:color="836A41"/>
-              <w:bottom w:val="single" w:sz="6" w:space="0" w:color="836A41"/>
-              <w:right w:val="single" w:sz="6" w:space="0" w:color="836A41"/>
-            </w:tcBorders>
-            <w:shd w:val="clear" w:color="auto" w:fill="E1D8AA"/>
-            <w:tcMar>
-              <w:top w:w="60" w:type="dxa"/>
-              <w:left w:w="135" w:type="dxa"/>
-              <w:bottom w:w="60" w:type="dxa"/>
-              <w:right w:w="135" w:type="dxa"/>
-            </w:tcMar>
-            <w:vAlign w:val="center"/>
-          </w:tcPr>
-          <w:p>
-            <w:pPr>
-              <w:rPr>
-                <w:sz w:val="28"/>
-              </w:rPr>
-            </w:pPr>
+            <w:r>
+              <w:rPr>
+                <w:sz w:val="28"/>
+              </w:rPr>
+              <w:t>0</w:t>
+            </w:r>
+          </w:p>
+        </w:tc>
+        <w:tc>
+          <w:tcPr>
+            <w:tcW w:w="0" w:type="auto"/>
+            <w:tcBorders>
+              <w:top w:val="single" w:sz="6" w:space="0" w:color="836A41"/>
+              <w:left w:val="single" w:sz="6" w:space="0" w:color="836A41"/>
+              <w:bottom w:val="single" w:sz="6" w:space="0" w:color="836A41"/>
+              <w:right w:val="single" w:sz="6" w:space="0" w:color="836A41"/>
+            </w:tcBorders>
+            <w:shd w:val="clear" w:color="auto" w:fill="E1D8AA"/>
+            <w:tcMar>
+              <w:top w:w="60" w:type="dxa"/>
+              <w:left w:w="135" w:type="dxa"/>
+              <w:bottom w:w="60" w:type="dxa"/>
+              <w:right w:w="135" w:type="dxa"/>
+            </w:tcMar>
+            <w:vAlign w:val="center"/>
+          </w:tcPr>
+          <w:p>
+            <w:pPr>
+              <w:rPr>
+                <w:sz w:val="28"/>
+              </w:rPr>
+            </w:pPr>
+            <w:r>
+              <w:rPr>
+                <w:sz w:val="28"/>
+              </w:rPr>
+              <w:t>1</w:t>
+            </w:r>
+          </w:p>
+        </w:tc>
+        <w:tc>
+          <w:tcPr>
+            <w:tcW w:w="0" w:type="auto"/>
+            <w:tcBorders>
+              <w:top w:val="single" w:sz="6" w:space="0" w:color="836A41"/>
+              <w:left w:val="single" w:sz="6" w:space="0" w:color="836A41"/>
+              <w:bottom w:val="single" w:sz="6" w:space="0" w:color="836A41"/>
+              <w:right w:val="single" w:sz="6" w:space="0" w:color="836A41"/>
+            </w:tcBorders>
+            <w:shd w:val="clear" w:color="auto" w:fill="E1D8AA"/>
+            <w:tcMar>
+              <w:top w:w="60" w:type="dxa"/>
+              <w:left w:w="135" w:type="dxa"/>
+              <w:bottom w:w="60" w:type="dxa"/>
+              <w:right w:w="135" w:type="dxa"/>
+            </w:tcMar>
+            <w:vAlign w:val="center"/>
+          </w:tcPr>
+          <w:p>
+            <w:pPr>
+              <w:rPr>
+                <w:sz w:val="28"/>
+              </w:rPr>
+            </w:pPr>
+            <w:r>
+              <w:rPr>
+                <w:sz w:val="28"/>
+              </w:rPr>
+              <w:t>1</w:t>
+            </w:r>
+          </w:p>
+        </w:tc>
+        <w:tc>
+          <w:tcPr>
+            <w:tcW w:w="0" w:type="auto"/>
+            <w:tcBorders>
+              <w:top w:val="single" w:sz="6" w:space="0" w:color="836A41"/>
+              <w:left w:val="single" w:sz="6" w:space="0" w:color="836A41"/>
+              <w:bottom w:val="single" w:sz="6" w:space="0" w:color="836A41"/>
+              <w:right w:val="single" w:sz="6" w:space="0" w:color="836A41"/>
+            </w:tcBorders>
+            <w:shd w:val="clear" w:color="auto" w:fill="E1D8AA"/>
+            <w:tcMar>
+              <w:top w:w="60" w:type="dxa"/>
+              <w:left w:w="135" w:type="dxa"/>
+              <w:bottom w:w="60" w:type="dxa"/>
+              <w:right w:w="135" w:type="dxa"/>
+            </w:tcMar>
+            <w:vAlign w:val="center"/>
+          </w:tcPr>
+          <w:p>
+            <w:pPr>
+              <w:rPr>
+                <w:sz w:val="28"/>
+              </w:rPr>
+            </w:pPr>
+            <w:r>
+              <w:rPr>
+                <w:sz w:val="28"/>
+              </w:rPr>
+              <w:t>1</w:t>
+            </w:r>
           </w:p>
         </w:tc>
         <w:tc>
@@ -6414,58 +6543,77 @@
                 <w:highlight w:val="yellow"/>
               </w:rPr>
             </w:pPr>
-          </w:p>
-        </w:tc>
-        <w:tc>
-          <w:tcPr>
-            <w:tcW w:w="0" w:type="auto"/>
-            <w:tcBorders>
-              <w:top w:val="single" w:sz="6" w:space="0" w:color="836A41"/>
-              <w:left w:val="single" w:sz="6" w:space="0" w:color="836A41"/>
-              <w:bottom w:val="single" w:sz="6" w:space="0" w:color="836A41"/>
-              <w:right w:val="single" w:sz="6" w:space="0" w:color="836A41"/>
-            </w:tcBorders>
-            <w:shd w:val="clear" w:color="auto" w:fill="E1D8AA"/>
-            <w:tcMar>
-              <w:top w:w="60" w:type="dxa"/>
-              <w:left w:w="135" w:type="dxa"/>
-              <w:bottom w:w="60" w:type="dxa"/>
-              <w:right w:w="135" w:type="dxa"/>
-            </w:tcMar>
-            <w:vAlign w:val="center"/>
-          </w:tcPr>
-          <w:p>
-            <w:pPr>
-              <w:rPr>
-                <w:sz w:val="28"/>
-              </w:rPr>
-            </w:pPr>
-          </w:p>
-        </w:tc>
-        <w:tc>
-          <w:tcPr>
-            <w:tcW w:w="0" w:type="auto"/>
-            <w:tcBorders>
-              <w:top w:val="single" w:sz="6" w:space="0" w:color="836A41"/>
-              <w:left w:val="single" w:sz="6" w:space="0" w:color="836A41"/>
-              <w:bottom w:val="single" w:sz="6" w:space="0" w:color="836A41"/>
-              <w:right w:val="single" w:sz="6" w:space="0" w:color="836A41"/>
-            </w:tcBorders>
-            <w:shd w:val="clear" w:color="auto" w:fill="E1D8AA"/>
-            <w:tcMar>
-              <w:top w:w="60" w:type="dxa"/>
-              <w:left w:w="135" w:type="dxa"/>
-              <w:bottom w:w="60" w:type="dxa"/>
-              <w:right w:w="135" w:type="dxa"/>
-            </w:tcMar>
-            <w:vAlign w:val="center"/>
-          </w:tcPr>
-          <w:p>
-            <w:pPr>
-              <w:rPr>
-                <w:sz w:val="28"/>
-              </w:rPr>
-            </w:pPr>
+            <w:r>
+              <w:rPr>
+                <w:sz w:val="28"/>
+                <w:highlight w:val="yellow"/>
+              </w:rPr>
+              <w:t>1</w:t>
+            </w:r>
+          </w:p>
+        </w:tc>
+        <w:tc>
+          <w:tcPr>
+            <w:tcW w:w="0" w:type="auto"/>
+            <w:tcBorders>
+              <w:top w:val="single" w:sz="6" w:space="0" w:color="836A41"/>
+              <w:left w:val="single" w:sz="6" w:space="0" w:color="836A41"/>
+              <w:bottom w:val="single" w:sz="6" w:space="0" w:color="836A41"/>
+              <w:right w:val="single" w:sz="6" w:space="0" w:color="836A41"/>
+            </w:tcBorders>
+            <w:shd w:val="clear" w:color="auto" w:fill="E1D8AA"/>
+            <w:tcMar>
+              <w:top w:w="60" w:type="dxa"/>
+              <w:left w:w="135" w:type="dxa"/>
+              <w:bottom w:w="60" w:type="dxa"/>
+              <w:right w:w="135" w:type="dxa"/>
+            </w:tcMar>
+            <w:vAlign w:val="center"/>
+          </w:tcPr>
+          <w:p>
+            <w:pPr>
+              <w:rPr>
+                <w:sz w:val="28"/>
+              </w:rPr>
+            </w:pPr>
+            <w:r>
+              <w:rPr>
+                <w:sz w:val="28"/>
+              </w:rPr>
+              <w:t>0</w:t>
+            </w:r>
+          </w:p>
+        </w:tc>
+        <w:tc>
+          <w:tcPr>
+            <w:tcW w:w="0" w:type="auto"/>
+            <w:tcBorders>
+              <w:top w:val="single" w:sz="6" w:space="0" w:color="836A41"/>
+              <w:left w:val="single" w:sz="6" w:space="0" w:color="836A41"/>
+              <w:bottom w:val="single" w:sz="6" w:space="0" w:color="836A41"/>
+              <w:right w:val="single" w:sz="6" w:space="0" w:color="836A41"/>
+            </w:tcBorders>
+            <w:shd w:val="clear" w:color="auto" w:fill="E1D8AA"/>
+            <w:tcMar>
+              <w:top w:w="60" w:type="dxa"/>
+              <w:left w:w="135" w:type="dxa"/>
+              <w:bottom w:w="60" w:type="dxa"/>
+              <w:right w:w="135" w:type="dxa"/>
+            </w:tcMar>
+            <w:vAlign w:val="center"/>
+          </w:tcPr>
+          <w:p>
+            <w:pPr>
+              <w:rPr>
+                <w:sz w:val="28"/>
+              </w:rPr>
+            </w:pPr>
+            <w:r>
+              <w:rPr>
+                <w:sz w:val="28"/>
+              </w:rPr>
+              <w:t>1</w:t>
+            </w:r>
           </w:p>
         </w:tc>
       </w:tr>
@@ -6658,84 +6806,108 @@
                 <w:sz w:val="28"/>
               </w:rPr>
             </w:pPr>
-          </w:p>
-        </w:tc>
-        <w:tc>
-          <w:tcPr>
-            <w:tcW w:w="0" w:type="auto"/>
-            <w:tcBorders>
-              <w:top w:val="single" w:sz="6" w:space="0" w:color="836A41"/>
-              <w:left w:val="single" w:sz="6" w:space="0" w:color="836A41"/>
-              <w:bottom w:val="single" w:sz="6" w:space="0" w:color="836A41"/>
-              <w:right w:val="single" w:sz="6" w:space="0" w:color="836A41"/>
-            </w:tcBorders>
-            <w:shd w:val="clear" w:color="auto" w:fill="E1D8AA"/>
-            <w:tcMar>
-              <w:top w:w="60" w:type="dxa"/>
-              <w:left w:w="135" w:type="dxa"/>
-              <w:bottom w:w="60" w:type="dxa"/>
-              <w:right w:w="135" w:type="dxa"/>
-            </w:tcMar>
-            <w:vAlign w:val="center"/>
-          </w:tcPr>
-          <w:p>
-            <w:pPr>
-              <w:rPr>
-                <w:sz w:val="28"/>
-              </w:rPr>
-            </w:pPr>
-          </w:p>
-        </w:tc>
-        <w:tc>
-          <w:tcPr>
-            <w:tcW w:w="0" w:type="auto"/>
-            <w:tcBorders>
-              <w:top w:val="single" w:sz="6" w:space="0" w:color="836A41"/>
-              <w:left w:val="single" w:sz="6" w:space="0" w:color="836A41"/>
-              <w:bottom w:val="single" w:sz="6" w:space="0" w:color="836A41"/>
-              <w:right w:val="single" w:sz="6" w:space="0" w:color="836A41"/>
-            </w:tcBorders>
-            <w:shd w:val="clear" w:color="auto" w:fill="E1D8AA"/>
-            <w:tcMar>
-              <w:top w:w="60" w:type="dxa"/>
-              <w:left w:w="135" w:type="dxa"/>
-              <w:bottom w:w="60" w:type="dxa"/>
-              <w:right w:w="135" w:type="dxa"/>
-            </w:tcMar>
-            <w:vAlign w:val="center"/>
-          </w:tcPr>
-          <w:p>
-            <w:pPr>
-              <w:rPr>
-                <w:sz w:val="28"/>
-              </w:rPr>
-            </w:pPr>
-          </w:p>
-        </w:tc>
-        <w:tc>
-          <w:tcPr>
-            <w:tcW w:w="0" w:type="auto"/>
-            <w:tcBorders>
-              <w:top w:val="single" w:sz="6" w:space="0" w:color="836A41"/>
-              <w:left w:val="single" w:sz="6" w:space="0" w:color="836A41"/>
-              <w:bottom w:val="single" w:sz="6" w:space="0" w:color="836A41"/>
-              <w:right w:val="single" w:sz="6" w:space="0" w:color="836A41"/>
-            </w:tcBorders>
-            <w:shd w:val="clear" w:color="auto" w:fill="E1D8AA"/>
-            <w:tcMar>
-              <w:top w:w="60" w:type="dxa"/>
-              <w:left w:w="135" w:type="dxa"/>
-              <w:bottom w:w="60" w:type="dxa"/>
-              <w:right w:w="135" w:type="dxa"/>
-            </w:tcMar>
-            <w:vAlign w:val="center"/>
-          </w:tcPr>
-          <w:p>
-            <w:pPr>
-              <w:rPr>
-                <w:sz w:val="28"/>
-              </w:rPr>
-            </w:pPr>
+            <w:r>
+              <w:rPr>
+                <w:sz w:val="28"/>
+              </w:rPr>
+              <w:t>1</w:t>
+            </w:r>
+          </w:p>
+        </w:tc>
+        <w:tc>
+          <w:tcPr>
+            <w:tcW w:w="0" w:type="auto"/>
+            <w:tcBorders>
+              <w:top w:val="single" w:sz="6" w:space="0" w:color="836A41"/>
+              <w:left w:val="single" w:sz="6" w:space="0" w:color="836A41"/>
+              <w:bottom w:val="single" w:sz="6" w:space="0" w:color="836A41"/>
+              <w:right w:val="single" w:sz="6" w:space="0" w:color="836A41"/>
+            </w:tcBorders>
+            <w:shd w:val="clear" w:color="auto" w:fill="E1D8AA"/>
+            <w:tcMar>
+              <w:top w:w="60" w:type="dxa"/>
+              <w:left w:w="135" w:type="dxa"/>
+              <w:bottom w:w="60" w:type="dxa"/>
+              <w:right w:w="135" w:type="dxa"/>
+            </w:tcMar>
+            <w:vAlign w:val="center"/>
+          </w:tcPr>
+          <w:p>
+            <w:pPr>
+              <w:rPr>
+                <w:sz w:val="28"/>
+              </w:rPr>
+            </w:pPr>
+            <w:r>
+              <w:rPr>
+                <w:sz w:val="28"/>
+              </w:rPr>
+              <w:t>0</w:t>
+            </w:r>
+          </w:p>
+        </w:tc>
+        <w:tc>
+          <w:tcPr>
+            <w:tcW w:w="0" w:type="auto"/>
+            <w:tcBorders>
+              <w:top w:val="single" w:sz="6" w:space="0" w:color="836A41"/>
+              <w:left w:val="single" w:sz="6" w:space="0" w:color="836A41"/>
+              <w:bottom w:val="single" w:sz="6" w:space="0" w:color="836A41"/>
+              <w:right w:val="single" w:sz="6" w:space="0" w:color="836A41"/>
+            </w:tcBorders>
+            <w:shd w:val="clear" w:color="auto" w:fill="E1D8AA"/>
+            <w:tcMar>
+              <w:top w:w="60" w:type="dxa"/>
+              <w:left w:w="135" w:type="dxa"/>
+              <w:bottom w:w="60" w:type="dxa"/>
+              <w:right w:w="135" w:type="dxa"/>
+            </w:tcMar>
+            <w:vAlign w:val="center"/>
+          </w:tcPr>
+          <w:p>
+            <w:pPr>
+              <w:rPr>
+                <w:sz w:val="28"/>
+              </w:rPr>
+            </w:pPr>
+            <w:r>
+              <w:rPr>
+                <w:sz w:val="28"/>
+              </w:rPr>
+              <w:t>0</w:t>
+            </w:r>
+          </w:p>
+        </w:tc>
+        <w:tc>
+          <w:tcPr>
+            <w:tcW w:w="0" w:type="auto"/>
+            <w:tcBorders>
+              <w:top w:val="single" w:sz="6" w:space="0" w:color="836A41"/>
+              <w:left w:val="single" w:sz="6" w:space="0" w:color="836A41"/>
+              <w:bottom w:val="single" w:sz="6" w:space="0" w:color="836A41"/>
+              <w:right w:val="single" w:sz="6" w:space="0" w:color="836A41"/>
+            </w:tcBorders>
+            <w:shd w:val="clear" w:color="auto" w:fill="E1D8AA"/>
+            <w:tcMar>
+              <w:top w:w="60" w:type="dxa"/>
+              <w:left w:w="135" w:type="dxa"/>
+              <w:bottom w:w="60" w:type="dxa"/>
+              <w:right w:w="135" w:type="dxa"/>
+            </w:tcMar>
+            <w:vAlign w:val="center"/>
+          </w:tcPr>
+          <w:p>
+            <w:pPr>
+              <w:rPr>
+                <w:sz w:val="28"/>
+              </w:rPr>
+            </w:pPr>
+            <w:r>
+              <w:rPr>
+                <w:sz w:val="28"/>
+              </w:rPr>
+              <w:t>1</w:t>
+            </w:r>
           </w:p>
         </w:tc>
         <w:tc>
@@ -6763,58 +6935,493 @@
                 <w:highlight w:val="yellow"/>
               </w:rPr>
             </w:pPr>
-          </w:p>
-        </w:tc>
-        <w:tc>
-          <w:tcPr>
-            <w:tcW w:w="0" w:type="auto"/>
-            <w:tcBorders>
-              <w:top w:val="single" w:sz="6" w:space="0" w:color="836A41"/>
-              <w:left w:val="single" w:sz="6" w:space="0" w:color="836A41"/>
-              <w:bottom w:val="single" w:sz="6" w:space="0" w:color="836A41"/>
-              <w:right w:val="single" w:sz="6" w:space="0" w:color="836A41"/>
-            </w:tcBorders>
-            <w:shd w:val="clear" w:color="auto" w:fill="E1D8AA"/>
-            <w:tcMar>
-              <w:top w:w="60" w:type="dxa"/>
-              <w:left w:w="135" w:type="dxa"/>
-              <w:bottom w:w="60" w:type="dxa"/>
-              <w:right w:w="135" w:type="dxa"/>
-            </w:tcMar>
-            <w:vAlign w:val="center"/>
-          </w:tcPr>
-          <w:p>
-            <w:pPr>
-              <w:rPr>
-                <w:sz w:val="28"/>
-              </w:rPr>
-            </w:pPr>
-          </w:p>
-        </w:tc>
-        <w:tc>
-          <w:tcPr>
-            <w:tcW w:w="0" w:type="auto"/>
-            <w:tcBorders>
-              <w:top w:val="single" w:sz="6" w:space="0" w:color="836A41"/>
-              <w:left w:val="single" w:sz="6" w:space="0" w:color="836A41"/>
-              <w:bottom w:val="single" w:sz="6" w:space="0" w:color="836A41"/>
-              <w:right w:val="single" w:sz="6" w:space="0" w:color="836A41"/>
-            </w:tcBorders>
-            <w:shd w:val="clear" w:color="auto" w:fill="E1D8AA"/>
-            <w:tcMar>
-              <w:top w:w="60" w:type="dxa"/>
-              <w:left w:w="135" w:type="dxa"/>
-              <w:bottom w:w="60" w:type="dxa"/>
-              <w:right w:w="135" w:type="dxa"/>
-            </w:tcMar>
-            <w:vAlign w:val="center"/>
-          </w:tcPr>
-          <w:p>
-            <w:pPr>
-              <w:rPr>
-                <w:sz w:val="28"/>
-              </w:rPr>
-            </w:pPr>
+            <w:r>
+              <w:rPr>
+                <w:sz w:val="28"/>
+                <w:highlight w:val="yellow"/>
+              </w:rPr>
+              <w:t>1</w:t>
+            </w:r>
+          </w:p>
+        </w:tc>
+        <w:tc>
+          <w:tcPr>
+            <w:tcW w:w="0" w:type="auto"/>
+            <w:tcBorders>
+              <w:top w:val="single" w:sz="6" w:space="0" w:color="836A41"/>
+              <w:left w:val="single" w:sz="6" w:space="0" w:color="836A41"/>
+              <w:bottom w:val="single" w:sz="6" w:space="0" w:color="836A41"/>
+              <w:right w:val="single" w:sz="6" w:space="0" w:color="836A41"/>
+            </w:tcBorders>
+            <w:shd w:val="clear" w:color="auto" w:fill="E1D8AA"/>
+            <w:tcMar>
+              <w:top w:w="60" w:type="dxa"/>
+              <w:left w:w="135" w:type="dxa"/>
+              <w:bottom w:w="60" w:type="dxa"/>
+              <w:right w:w="135" w:type="dxa"/>
+            </w:tcMar>
+            <w:vAlign w:val="center"/>
+          </w:tcPr>
+          <w:p>
+            <w:pPr>
+              <w:rPr>
+                <w:sz w:val="28"/>
+              </w:rPr>
+            </w:pPr>
+            <w:r>
+              <w:rPr>
+                <w:sz w:val="28"/>
+              </w:rPr>
+              <w:t>1</w:t>
+            </w:r>
+          </w:p>
+        </w:tc>
+        <w:tc>
+          <w:tcPr>
+            <w:tcW w:w="0" w:type="auto"/>
+            <w:tcBorders>
+              <w:top w:val="single" w:sz="6" w:space="0" w:color="836A41"/>
+              <w:left w:val="single" w:sz="6" w:space="0" w:color="836A41"/>
+              <w:bottom w:val="single" w:sz="6" w:space="0" w:color="836A41"/>
+              <w:right w:val="single" w:sz="6" w:space="0" w:color="836A41"/>
+            </w:tcBorders>
+            <w:shd w:val="clear" w:color="auto" w:fill="E1D8AA"/>
+            <w:tcMar>
+              <w:top w:w="60" w:type="dxa"/>
+              <w:left w:w="135" w:type="dxa"/>
+              <w:bottom w:w="60" w:type="dxa"/>
+              <w:right w:w="135" w:type="dxa"/>
+            </w:tcMar>
+            <w:vAlign w:val="center"/>
+          </w:tcPr>
+          <w:p>
+            <w:pPr>
+              <w:rPr>
+                <w:sz w:val="28"/>
+              </w:rPr>
+            </w:pPr>
+            <w:r>
+              <w:rPr>
+                <w:sz w:val="28"/>
+              </w:rPr>
+              <w:t>1</w:t>
+            </w:r>
+          </w:p>
+        </w:tc>
+      </w:tr>
+      <w:tr>
+        <w:tc>
+          <w:tcPr>
+            <w:tcW w:w="0" w:type="auto"/>
+            <w:tcBorders>
+              <w:top w:val="single" w:sz="6" w:space="0" w:color="836A41"/>
+              <w:left w:val="single" w:sz="6" w:space="0" w:color="836A41"/>
+              <w:bottom w:val="single" w:sz="6" w:space="0" w:color="836A41"/>
+              <w:right w:val="single" w:sz="6" w:space="0" w:color="836A41"/>
+            </w:tcBorders>
+            <w:shd w:val="clear" w:color="auto" w:fill="E1D8AA"/>
+            <w:tcMar>
+              <w:top w:w="60" w:type="dxa"/>
+              <w:left w:w="135" w:type="dxa"/>
+              <w:bottom w:w="60" w:type="dxa"/>
+              <w:right w:w="135" w:type="dxa"/>
+            </w:tcMar>
+            <w:vAlign w:val="center"/>
+          </w:tcPr>
+          <w:p>
+            <w:pPr>
+              <w:rPr>
+                <w:b/>
+                <w:bCs/>
+                <w:sz w:val="28"/>
+                <w:lang w:val="en-US"/>
+              </w:rPr>
+            </w:pPr>
+            <w:r>
+              <w:rPr>
+                <w:b/>
+                <w:bCs/>
+                <w:sz w:val="28"/>
+                <w:lang w:val="en-US"/>
+              </w:rPr>
+              <w:t>F</w:t>
+            </w:r>
+          </w:p>
+        </w:tc>
+        <w:tc>
+          <w:tcPr>
+            <w:tcW w:w="0" w:type="auto"/>
+            <w:tcBorders>
+              <w:top w:val="single" w:sz="6" w:space="0" w:color="836A41"/>
+              <w:left w:val="single" w:sz="6" w:space="0" w:color="836A41"/>
+              <w:bottom w:val="single" w:sz="6" w:space="0" w:color="836A41"/>
+              <w:right w:val="single" w:sz="6" w:space="0" w:color="836A41"/>
+            </w:tcBorders>
+            <w:shd w:val="clear" w:color="auto" w:fill="E1D8AA"/>
+            <w:tcMar>
+              <w:top w:w="60" w:type="dxa"/>
+              <w:left w:w="135" w:type="dxa"/>
+              <w:bottom w:w="60" w:type="dxa"/>
+              <w:right w:w="135" w:type="dxa"/>
+            </w:tcMar>
+            <w:vAlign w:val="center"/>
+          </w:tcPr>
+          <w:p>
+            <w:pPr>
+              <w:rPr>
+                <w:sz w:val="28"/>
+                <w:lang w:val="en-US"/>
+              </w:rPr>
+            </w:pPr>
+            <w:r>
+              <w:rPr>
+                <w:sz w:val="28"/>
+                <w:lang w:val="en-US"/>
+              </w:rPr>
+              <w:t>1</w:t>
+            </w:r>
+          </w:p>
+        </w:tc>
+        <w:tc>
+          <w:tcPr>
+            <w:tcW w:w="0" w:type="auto"/>
+            <w:tcBorders>
+              <w:top w:val="single" w:sz="6" w:space="0" w:color="836A41"/>
+              <w:left w:val="single" w:sz="6" w:space="0" w:color="836A41"/>
+              <w:bottom w:val="single" w:sz="6" w:space="0" w:color="836A41"/>
+              <w:right w:val="single" w:sz="6" w:space="0" w:color="836A41"/>
+            </w:tcBorders>
+            <w:shd w:val="clear" w:color="auto" w:fill="E1D8AA"/>
+            <w:tcMar>
+              <w:top w:w="60" w:type="dxa"/>
+              <w:left w:w="135" w:type="dxa"/>
+              <w:bottom w:w="60" w:type="dxa"/>
+              <w:right w:w="135" w:type="dxa"/>
+            </w:tcMar>
+            <w:vAlign w:val="center"/>
+          </w:tcPr>
+          <w:p>
+            <w:pPr>
+              <w:rPr>
+                <w:sz w:val="28"/>
+                <w:lang w:val="en-US"/>
+              </w:rPr>
+            </w:pPr>
+            <w:r>
+              <w:rPr>
+                <w:sz w:val="28"/>
+                <w:lang w:val="en-US"/>
+              </w:rPr>
+              <w:t>1</w:t>
+            </w:r>
+          </w:p>
+        </w:tc>
+        <w:tc>
+          <w:tcPr>
+            <w:tcW w:w="0" w:type="auto"/>
+            <w:tcBorders>
+              <w:top w:val="single" w:sz="6" w:space="0" w:color="836A41"/>
+              <w:left w:val="single" w:sz="6" w:space="0" w:color="836A41"/>
+              <w:bottom w:val="single" w:sz="6" w:space="0" w:color="836A41"/>
+              <w:right w:val="single" w:sz="6" w:space="0" w:color="836A41"/>
+            </w:tcBorders>
+            <w:shd w:val="clear" w:color="auto" w:fill="E1D8AA"/>
+            <w:tcMar>
+              <w:top w:w="60" w:type="dxa"/>
+              <w:left w:w="135" w:type="dxa"/>
+              <w:bottom w:w="60" w:type="dxa"/>
+              <w:right w:w="135" w:type="dxa"/>
+            </w:tcMar>
+            <w:vAlign w:val="center"/>
+          </w:tcPr>
+          <w:p>
+            <w:pPr>
+              <w:rPr>
+                <w:sz w:val="28"/>
+                <w:lang w:val="en-US"/>
+              </w:rPr>
+            </w:pPr>
+            <w:r>
+              <w:rPr>
+                <w:sz w:val="28"/>
+                <w:lang w:val="en-US"/>
+              </w:rPr>
+              <w:t>1</w:t>
+            </w:r>
+          </w:p>
+        </w:tc>
+        <w:tc>
+          <w:tcPr>
+            <w:tcW w:w="0" w:type="auto"/>
+            <w:tcBorders>
+              <w:top w:val="single" w:sz="6" w:space="0" w:color="836A41"/>
+              <w:left w:val="single" w:sz="6" w:space="0" w:color="836A41"/>
+              <w:bottom w:val="single" w:sz="6" w:space="0" w:color="836A41"/>
+              <w:right w:val="single" w:sz="6" w:space="0" w:color="836A41"/>
+            </w:tcBorders>
+            <w:shd w:val="clear" w:color="auto" w:fill="E1D8AA"/>
+            <w:tcMar>
+              <w:top w:w="60" w:type="dxa"/>
+              <w:left w:w="135" w:type="dxa"/>
+              <w:bottom w:w="60" w:type="dxa"/>
+              <w:right w:w="135" w:type="dxa"/>
+            </w:tcMar>
+            <w:vAlign w:val="center"/>
+          </w:tcPr>
+          <w:p>
+            <w:pPr>
+              <w:rPr>
+                <w:sz w:val="28"/>
+                <w:lang w:val="en-US"/>
+              </w:rPr>
+            </w:pPr>
+            <w:r>
+              <w:rPr>
+                <w:sz w:val="28"/>
+                <w:lang w:val="en-US"/>
+              </w:rPr>
+              <w:t>1</w:t>
+            </w:r>
+          </w:p>
+        </w:tc>
+        <w:tc>
+          <w:tcPr>
+            <w:tcW w:w="0" w:type="auto"/>
+            <w:tcBorders>
+              <w:top w:val="single" w:sz="6" w:space="0" w:color="836A41"/>
+              <w:left w:val="single" w:sz="6" w:space="0" w:color="836A41"/>
+              <w:bottom w:val="single" w:sz="6" w:space="0" w:color="836A41"/>
+              <w:right w:val="single" w:sz="6" w:space="0" w:color="836A41"/>
+            </w:tcBorders>
+            <w:shd w:val="clear" w:color="auto" w:fill="E1D8AA"/>
+            <w:tcMar>
+              <w:top w:w="60" w:type="dxa"/>
+              <w:left w:w="135" w:type="dxa"/>
+              <w:bottom w:w="60" w:type="dxa"/>
+              <w:right w:w="135" w:type="dxa"/>
+            </w:tcMar>
+            <w:vAlign w:val="center"/>
+          </w:tcPr>
+          <w:p>
+            <w:pPr>
+              <w:rPr>
+                <w:sz w:val="28"/>
+                <w:lang w:val="en-US"/>
+              </w:rPr>
+            </w:pPr>
+            <w:r>
+              <w:rPr>
+                <w:sz w:val="28"/>
+                <w:lang w:val="en-US"/>
+              </w:rPr>
+              <w:t>1</w:t>
+            </w:r>
+          </w:p>
+        </w:tc>
+        <w:tc>
+          <w:tcPr>
+            <w:tcW w:w="0" w:type="auto"/>
+            <w:tcBorders>
+              <w:top w:val="single" w:sz="6" w:space="0" w:color="836A41"/>
+              <w:left w:val="single" w:sz="6" w:space="0" w:color="836A41"/>
+              <w:bottom w:val="single" w:sz="6" w:space="0" w:color="836A41"/>
+              <w:right w:val="single" w:sz="6" w:space="0" w:color="836A41"/>
+            </w:tcBorders>
+            <w:shd w:val="clear" w:color="auto" w:fill="E1D8AA"/>
+            <w:tcMar>
+              <w:top w:w="60" w:type="dxa"/>
+              <w:left w:w="135" w:type="dxa"/>
+              <w:bottom w:w="60" w:type="dxa"/>
+              <w:right w:w="135" w:type="dxa"/>
+            </w:tcMar>
+            <w:vAlign w:val="center"/>
+          </w:tcPr>
+          <w:p>
+            <w:pPr>
+              <w:rPr>
+                <w:sz w:val="28"/>
+                <w:lang w:val="en-US"/>
+              </w:rPr>
+            </w:pPr>
+            <w:r>
+              <w:rPr>
+                <w:sz w:val="28"/>
+                <w:lang w:val="en-US"/>
+              </w:rPr>
+              <w:t>1</w:t>
+            </w:r>
+          </w:p>
+        </w:tc>
+        <w:tc>
+          <w:tcPr>
+            <w:tcW w:w="0" w:type="auto"/>
+            <w:tcBorders>
+              <w:top w:val="single" w:sz="6" w:space="0" w:color="836A41"/>
+              <w:left w:val="single" w:sz="6" w:space="0" w:color="836A41"/>
+              <w:bottom w:val="single" w:sz="6" w:space="0" w:color="836A41"/>
+              <w:right w:val="single" w:sz="6" w:space="0" w:color="836A41"/>
+            </w:tcBorders>
+            <w:shd w:val="clear" w:color="auto" w:fill="E1D8AA"/>
+            <w:tcMar>
+              <w:top w:w="60" w:type="dxa"/>
+              <w:left w:w="135" w:type="dxa"/>
+              <w:bottom w:w="60" w:type="dxa"/>
+              <w:right w:w="135" w:type="dxa"/>
+            </w:tcMar>
+            <w:vAlign w:val="center"/>
+          </w:tcPr>
+          <w:p>
+            <w:pPr>
+              <w:rPr>
+                <w:sz w:val="28"/>
+                <w:lang w:val="en-US"/>
+              </w:rPr>
+            </w:pPr>
+            <w:r>
+              <w:rPr>
+                <w:sz w:val="28"/>
+                <w:lang w:val="en-US"/>
+              </w:rPr>
+              <w:t>0</w:t>
+            </w:r>
+          </w:p>
+        </w:tc>
+        <w:tc>
+          <w:tcPr>
+            <w:tcW w:w="0" w:type="auto"/>
+            <w:tcBorders>
+              <w:top w:val="single" w:sz="6" w:space="0" w:color="836A41"/>
+              <w:left w:val="single" w:sz="6" w:space="0" w:color="836A41"/>
+              <w:bottom w:val="single" w:sz="6" w:space="0" w:color="836A41"/>
+              <w:right w:val="single" w:sz="6" w:space="0" w:color="836A41"/>
+            </w:tcBorders>
+            <w:shd w:val="clear" w:color="auto" w:fill="E1D8AA"/>
+            <w:tcMar>
+              <w:top w:w="60" w:type="dxa"/>
+              <w:left w:w="135" w:type="dxa"/>
+              <w:bottom w:w="60" w:type="dxa"/>
+              <w:right w:w="135" w:type="dxa"/>
+            </w:tcMar>
+            <w:vAlign w:val="center"/>
+          </w:tcPr>
+          <w:p>
+            <w:pPr>
+              <w:rPr>
+                <w:sz w:val="28"/>
+                <w:lang w:val="en-US"/>
+              </w:rPr>
+            </w:pPr>
+            <w:r>
+              <w:rPr>
+                <w:sz w:val="28"/>
+                <w:lang w:val="en-US"/>
+              </w:rPr>
+              <w:t>0</w:t>
+            </w:r>
+          </w:p>
+        </w:tc>
+        <w:tc>
+          <w:tcPr>
+            <w:tcW w:w="0" w:type="auto"/>
+            <w:tcBorders>
+              <w:top w:val="single" w:sz="6" w:space="0" w:color="836A41"/>
+              <w:left w:val="single" w:sz="6" w:space="0" w:color="836A41"/>
+              <w:bottom w:val="single" w:sz="6" w:space="0" w:color="836A41"/>
+              <w:right w:val="single" w:sz="6" w:space="0" w:color="836A41"/>
+            </w:tcBorders>
+            <w:shd w:val="clear" w:color="auto" w:fill="E1D8AA"/>
+            <w:tcMar>
+              <w:top w:w="60" w:type="dxa"/>
+              <w:left w:w="135" w:type="dxa"/>
+              <w:bottom w:w="60" w:type="dxa"/>
+              <w:right w:w="135" w:type="dxa"/>
+            </w:tcMar>
+            <w:vAlign w:val="center"/>
+          </w:tcPr>
+          <w:p>
+            <w:pPr>
+              <w:rPr>
+                <w:sz w:val="28"/>
+                <w:highlight w:val="yellow"/>
+                <w:lang w:val="en-US"/>
+              </w:rPr>
+            </w:pPr>
+            <w:r>
+              <w:rPr>
+                <w:sz w:val="28"/>
+                <w:highlight w:val="yellow"/>
+                <w:lang w:val="en-US"/>
+              </w:rPr>
+              <w:t>0</w:t>
+            </w:r>
+          </w:p>
+        </w:tc>
+        <w:tc>
+          <w:tcPr>
+            <w:tcW w:w="0" w:type="auto"/>
+            <w:tcBorders>
+              <w:top w:val="single" w:sz="6" w:space="0" w:color="836A41"/>
+              <w:left w:val="single" w:sz="6" w:space="0" w:color="836A41"/>
+              <w:bottom w:val="single" w:sz="6" w:space="0" w:color="836A41"/>
+              <w:right w:val="single" w:sz="6" w:space="0" w:color="836A41"/>
+            </w:tcBorders>
+            <w:shd w:val="clear" w:color="auto" w:fill="E1D8AA"/>
+            <w:tcMar>
+              <w:top w:w="60" w:type="dxa"/>
+              <w:left w:w="135" w:type="dxa"/>
+              <w:bottom w:w="60" w:type="dxa"/>
+              <w:right w:w="135" w:type="dxa"/>
+            </w:tcMar>
+            <w:vAlign w:val="center"/>
+          </w:tcPr>
+          <w:p>
+            <w:pPr>
+              <w:rPr>
+                <w:sz w:val="28"/>
+                <w:lang w:val="en-US"/>
+              </w:rPr>
+            </w:pPr>
+            <w:r>
+              <w:rPr>
+                <w:sz w:val="28"/>
+                <w:lang w:val="en-US"/>
+              </w:rPr>
+              <w:t>1</w:t>
+            </w:r>
+          </w:p>
+        </w:tc>
+        <w:tc>
+          <w:tcPr>
+            <w:tcW w:w="0" w:type="auto"/>
+            <w:tcBorders>
+              <w:top w:val="single" w:sz="6" w:space="0" w:color="836A41"/>
+              <w:left w:val="single" w:sz="6" w:space="0" w:color="836A41"/>
+              <w:bottom w:val="single" w:sz="6" w:space="0" w:color="836A41"/>
+              <w:right w:val="single" w:sz="6" w:space="0" w:color="836A41"/>
+            </w:tcBorders>
+            <w:shd w:val="clear" w:color="auto" w:fill="E1D8AA"/>
+            <w:tcMar>
+              <w:top w:w="60" w:type="dxa"/>
+              <w:left w:w="135" w:type="dxa"/>
+              <w:bottom w:w="60" w:type="dxa"/>
+              <w:right w:w="135" w:type="dxa"/>
+            </w:tcMar>
+            <w:vAlign w:val="center"/>
+          </w:tcPr>
+          <w:p>
+            <w:pPr>
+              <w:rPr>
+                <w:sz w:val="28"/>
+                <w:lang w:val="en-US"/>
+              </w:rPr>
+            </w:pPr>
+            <w:r>
+              <w:rPr>
+                <w:sz w:val="28"/>
+                <w:lang w:val="en-US"/>
+              </w:rPr>
+              <w:t>1</w:t>
+            </w:r>
           </w:p>
         </w:tc>
       </w:tr>
@@ -7385,80 +7992,101 @@
         <w:rPr>
           <w:sz w:val="28"/>
         </w:rPr>
+        <w:t>)*</w:t>
+      </w:r>
+      <w:r>
+        <w:rPr>
+          <w:sz w:val="28"/>
+        </w:rPr>
+        <w:t>(</w:t>
+      </w:r>
+      <w:r>
+        <w:rPr>
+          <w:sz w:val="28"/>
+          <w:lang w:val="en-US"/>
+        </w:rPr>
+        <w:t>X</w:t>
+      </w:r>
+      <w:r>
+        <w:rPr>
+          <w:sz w:val="28"/>
+        </w:rPr>
+        <w:t>4</w:t>
+      </w:r>
+      <w:r>
+        <w:rPr>
+          <w:sz w:val="28"/>
+        </w:rPr>
+        <w:t>’</w:t>
+      </w:r>
+      <w:r>
+        <w:rPr>
+          <w:sz w:val="28"/>
+        </w:rPr>
+        <w:t>+</w:t>
+      </w:r>
+      <w:r>
+        <w:rPr>
+          <w:sz w:val="28"/>
+          <w:lang w:val="en-US"/>
+        </w:rPr>
+        <w:t>X</w:t>
+      </w:r>
+      <w:r>
+        <w:rPr>
+          <w:sz w:val="28"/>
+        </w:rPr>
+        <w:t>3</w:t>
+      </w:r>
+      <w:r>
+        <w:rPr>
+          <w:sz w:val="28"/>
+        </w:rPr>
+        <w:t>+</w:t>
+      </w:r>
+      <w:r>
+        <w:rPr>
+          <w:sz w:val="28"/>
+          <w:lang w:val="en-US"/>
+        </w:rPr>
+        <w:t>X</w:t>
+      </w:r>
+      <w:r>
+        <w:rPr>
+          <w:sz w:val="28"/>
+        </w:rPr>
+        <w:t>2</w:t>
+      </w:r>
+      <w:r>
+        <w:rPr>
+          <w:sz w:val="28"/>
+        </w:rPr>
+        <w:t>’</w:t>
+      </w:r>
+      <w:r>
+        <w:rPr>
+          <w:sz w:val="28"/>
+        </w:rPr>
+        <w:t>+</w:t>
+      </w:r>
+      <w:r>
+        <w:rPr>
+          <w:sz w:val="28"/>
+          <w:lang w:val="en-US"/>
+        </w:rPr>
+        <w:t>X</w:t>
+      </w:r>
+      <w:r>
+        <w:rPr>
+          <w:sz w:val="28"/>
+        </w:rPr>
+        <w:t>1)</w:t>
+      </w:r>
+      <w:r>
+        <w:rPr>
+          <w:sz w:val="28"/>
+        </w:rPr>
         <w:t>)’</w:t>
-      </w:r>
-      <w:r>
-        <w:rPr>
-          <w:sz w:val="28"/>
-        </w:rPr>
-        <w:t xml:space="preserve"> </w:t>
-      </w:r>
-      <w:r>
-        <w:rPr>
-          <w:sz w:val="28"/>
-          <w:highlight w:val="yellow"/>
-        </w:rPr>
-        <w:t>* (</w:t>
-      </w:r>
-      <w:r>
-        <w:rPr>
-          <w:sz w:val="28"/>
-          <w:highlight w:val="yellow"/>
-          <w:lang w:val="en-US"/>
-        </w:rPr>
-        <w:t>X</w:t>
-      </w:r>
-      <w:r>
-        <w:rPr>
-          <w:sz w:val="28"/>
-          <w:highlight w:val="yellow"/>
-        </w:rPr>
-        <w:t>4’+</w:t>
-      </w:r>
-      <w:r>
-        <w:rPr>
-          <w:sz w:val="28"/>
-          <w:highlight w:val="yellow"/>
-          <w:lang w:val="en-US"/>
-        </w:rPr>
-        <w:t>X</w:t>
-      </w:r>
-      <w:r>
-        <w:rPr>
-          <w:sz w:val="28"/>
-          <w:highlight w:val="yellow"/>
-        </w:rPr>
-        <w:t>3+</w:t>
-      </w:r>
-      <w:r>
-        <w:rPr>
-          <w:sz w:val="28"/>
-          <w:highlight w:val="yellow"/>
-          <w:lang w:val="en-US"/>
-        </w:rPr>
-        <w:t>X</w:t>
-      </w:r>
-      <w:r>
-        <w:rPr>
-          <w:sz w:val="28"/>
-          <w:highlight w:val="yellow"/>
-        </w:rPr>
-        <w:t>2’+</w:t>
-      </w:r>
-      <w:r>
-        <w:rPr>
-          <w:sz w:val="28"/>
-          <w:highlight w:val="yellow"/>
-          <w:lang w:val="en-US"/>
-        </w:rPr>
-        <w:t>X</w:t>
-      </w:r>
-      <w:r>
-        <w:rPr>
-          <w:sz w:val="28"/>
-          <w:highlight w:val="yellow"/>
-        </w:rPr>
-        <w:t>1)</w:t>
       </w:r>
       <w:r>
         <w:rPr>
@@ -7471,7 +8099,13 @@
         <w:rPr>
           <w:sz w:val="28"/>
         </w:rPr>
-        <w:t>((</w:t>
+        <w:t>(</w:t>
+      </w:r>
+      <w:r>
+        <w:rPr>
+          <w:sz w:val="28"/>
+        </w:rPr>
+        <w:t>(</w:t>
       </w:r>
       <w:r>
         <w:rPr>
@@ -7484,7 +8118,7 @@
         <w:rPr>
           <w:sz w:val="28"/>
         </w:rPr>
-        <w:t>4*</w:t>
+        <w:t>4+</w:t>
       </w:r>
       <w:r>
         <w:rPr>
@@ -7497,7 +8131,7 @@
         <w:rPr>
           <w:sz w:val="28"/>
         </w:rPr>
-        <w:t>3*</w:t>
+        <w:t>3+</w:t>
       </w:r>
       <w:r>
         <w:rPr>
@@ -7510,7 +8144,7 @@
         <w:rPr>
           <w:sz w:val="28"/>
         </w:rPr>
-        <w:t>2*</w:t>
+        <w:t>2+</w:t>
       </w:r>
       <w:r>
         <w:rPr>
@@ -7523,7 +8157,19 @@
         <w:rPr>
           <w:sz w:val="28"/>
         </w:rPr>
-        <w:t>1) + (</w:t>
+        <w:t>1</w:t>
+      </w:r>
+      <w:r>
+        <w:rPr>
+          <w:sz w:val="28"/>
+        </w:rPr>
+        <w:t>’</w:t>
+      </w:r>
+      <w:r>
+        <w:rPr>
+          <w:sz w:val="28"/>
+        </w:rPr>
+        <w:t>) * (</w:t>
       </w:r>
       <w:r>
         <w:rPr>
@@ -7536,7 +8182,7 @@
         <w:rPr>
           <w:sz w:val="28"/>
         </w:rPr>
-        <w:t>4*</w:t>
+        <w:t>4+</w:t>
       </w:r>
       <w:r>
         <w:rPr>
@@ -7549,7 +8195,7 @@
         <w:rPr>
           <w:sz w:val="28"/>
         </w:rPr>
-        <w:t>3*</w:t>
+        <w:t>3+</w:t>
       </w:r>
       <w:r>
         <w:rPr>
@@ -7562,7 +8208,7 @@
         <w:rPr>
           <w:sz w:val="28"/>
         </w:rPr>
-        <w:t>2’*</w:t>
+        <w:t>2’+</w:t>
       </w:r>
       <w:r>
         <w:rPr>
@@ -7575,13 +8221,19 @@
         <w:rPr>
           <w:sz w:val="28"/>
         </w:rPr>
-        <w:t>1)</w:t>
-      </w:r>
-      <w:r>
-        <w:rPr>
-          <w:sz w:val="28"/>
-        </w:rPr>
-        <w:t xml:space="preserve"> + (</w:t>
+        <w:t>1</w:t>
+      </w:r>
+      <w:r>
+        <w:rPr>
+          <w:sz w:val="28"/>
+        </w:rPr>
+        <w:t>’</w:t>
+      </w:r>
+      <w:r>
+        <w:rPr>
+          <w:sz w:val="28"/>
+        </w:rPr>
+        <w:t>) * (</w:t>
       </w:r>
       <w:r>
         <w:rPr>
@@ -7594,7 +8246,7 @@
         <w:rPr>
           <w:sz w:val="28"/>
         </w:rPr>
-        <w:t>4*</w:t>
+        <w:t>4+</w:t>
       </w:r>
       <w:r>
         <w:rPr>
@@ -7607,7 +8259,19 @@
         <w:rPr>
           <w:sz w:val="28"/>
         </w:rPr>
-        <w:t>3’*</w:t>
+        <w:t>3</w:t>
+      </w:r>
+      <w:r>
+        <w:rPr>
+          <w:sz w:val="28"/>
+        </w:rPr>
+        <w:t>’</w:t>
+      </w:r>
+      <w:r>
+        <w:rPr>
+          <w:sz w:val="28"/>
+        </w:rPr>
+        <w:t>+</w:t>
       </w:r>
       <w:r>
         <w:rPr>
@@ -7620,7 +8284,7 @@
         <w:rPr>
           <w:sz w:val="28"/>
         </w:rPr>
-        <w:t>2’*</w:t>
+        <w:t>2+</w:t>
       </w:r>
       <w:r>
         <w:rPr>
@@ -7633,7 +8297,7 @@
         <w:rPr>
           <w:sz w:val="28"/>
         </w:rPr>
-        <w:t>1) + (</w:t>
+        <w:t>1’) * (</w:t>
       </w:r>
       <w:r>
         <w:rPr>
@@ -7646,7 +8310,7 @@
         <w:rPr>
           <w:sz w:val="28"/>
         </w:rPr>
-        <w:t>4’*</w:t>
+        <w:t>4+</w:t>
       </w:r>
       <w:r>
         <w:rPr>
@@ -7659,7 +8323,7 @@
         <w:rPr>
           <w:sz w:val="28"/>
         </w:rPr>
-        <w:t>3*</w:t>
+        <w:t>3’+</w:t>
       </w:r>
       <w:r>
         <w:rPr>
@@ -7672,7 +8336,13 @@
         <w:rPr>
           <w:sz w:val="28"/>
         </w:rPr>
-        <w:t>2*</w:t>
+        <w:t>2</w:t>
+      </w:r>
+      <w:r>
+        <w:rPr>
+          <w:sz w:val="28"/>
+        </w:rPr>
+        <w:t>+</w:t>
       </w:r>
       <w:r>
         <w:rPr>
@@ -7685,24 +8355,29 @@
         <w:rPr>
           <w:sz w:val="28"/>
         </w:rPr>
-        <w:t>1)</w:t>
-      </w:r>
-      <w:r>
-        <w:rPr>
-          <w:sz w:val="28"/>
-        </w:rPr>
-        <w:t>)’</w:t>
-      </w:r>
-      <w:r>
-        <w:rPr>
-          <w:sz w:val="28"/>
-        </w:rPr>
-        <w:t xml:space="preserve"> + (</w:t>
-      </w:r>
-      <w:r>
-        <w:rPr>
-          <w:sz w:val="28"/>
-          <w:highlight w:val="yellow"/>
+        <w:t>1’))</w:t>
+      </w:r>
+      <w:r>
+        <w:rPr>
+          <w:sz w:val="28"/>
+        </w:rPr>
+        <w:t>*</w:t>
+      </w:r>
+      <w:r>
+        <w:rPr>
+          <w:sz w:val="28"/>
+        </w:rPr>
+        <w:t>(</w:t>
+      </w:r>
+      <w:r>
+        <w:rPr>
+          <w:sz w:val="28"/>
+        </w:rPr>
+        <w:t>(</w:t>
+      </w:r>
+      <w:r>
+        <w:rPr>
+          <w:sz w:val="28"/>
           <w:lang w:val="en-US"/>
         </w:rPr>
         <w:t>X</w:t>
@@ -7710,21 +8385,12 @@
       <w:r>
         <w:rPr>
           <w:sz w:val="28"/>
-          <w:highlight w:val="yellow"/>
-        </w:rPr>
-        <w:t>4’</w:t>
-      </w:r>
-      <w:r>
-        <w:rPr>
-          <w:sz w:val="28"/>
-          <w:highlight w:val="yellow"/>
-        </w:rPr>
-        <w:t>*</w:t>
-      </w:r>
-      <w:r>
-        <w:rPr>
-          <w:sz w:val="28"/>
-          <w:highlight w:val="yellow"/>
+        </w:rPr>
+        <w:t>4+</w:t>
+      </w:r>
+      <w:r>
+        <w:rPr>
+          <w:sz w:val="28"/>
           <w:lang w:val="en-US"/>
         </w:rPr>
         <w:t>X</w:t>
@@ -7732,14 +8398,24 @@
       <w:r>
         <w:rPr>
           <w:sz w:val="28"/>
-          <w:highlight w:val="yellow"/>
-        </w:rPr>
-        <w:t>3*</w:t>
-      </w:r>
-      <w:r>
-        <w:rPr>
-          <w:sz w:val="28"/>
-          <w:highlight w:val="yellow"/>
+        </w:rPr>
+        <w:t>3</w:t>
+      </w:r>
+      <w:r>
+        <w:rPr>
+          <w:sz w:val="28"/>
+        </w:rPr>
+        <w:t>’</w:t>
+      </w:r>
+      <w:r>
+        <w:rPr>
+          <w:sz w:val="28"/>
+        </w:rPr>
+        <w:t>+</w:t>
+      </w:r>
+      <w:r>
+        <w:rPr>
+          <w:sz w:val="28"/>
           <w:lang w:val="en-US"/>
         </w:rPr>
         <w:t>X</w:t>
@@ -7747,23 +8423,114 @@
       <w:r>
         <w:rPr>
           <w:sz w:val="28"/>
-          <w:highlight w:val="yellow"/>
-        </w:rPr>
-        <w:t>2’</w:t>
-      </w:r>
-      <w:r>
-        <w:rPr>
-          <w:sz w:val="28"/>
-          <w:highlight w:val="yellow"/>
-        </w:rPr>
-        <w:t>*</w:t>
+        </w:rPr>
+        <w:t>2’+</w:t>
+      </w:r>
+      <w:r>
+        <w:rPr>
+          <w:sz w:val="28"/>
+          <w:lang w:val="en-US"/>
+        </w:rPr>
+        <w:t>X</w:t>
+      </w:r>
+      <w:r>
+        <w:rPr>
+          <w:sz w:val="28"/>
+        </w:rPr>
+        <w:t>1</w:t>
+      </w:r>
+      <w:r>
+        <w:rPr>
+          <w:sz w:val="28"/>
+        </w:rPr>
+        <w:t>’</w:t>
+      </w:r>
+      <w:r>
+        <w:rPr>
+          <w:sz w:val="28"/>
+        </w:rPr>
+        <w:t>))</w:t>
+      </w:r>
+      <w:r>
+        <w:rPr>
+          <w:sz w:val="28"/>
+        </w:rPr>
+        <w:t xml:space="preserve">* </w:t>
+      </w:r>
+      <w:r>
+        <w:rPr>
+          <w:sz w:val="28"/>
+        </w:rPr>
+        <w:t>(</w:t>
+      </w:r>
+      <w:r>
+        <w:rPr>
+          <w:sz w:val="28"/>
+        </w:rPr>
+        <w:t>(</w:t>
+      </w:r>
+      <w:r>
+        <w:rPr>
+          <w:sz w:val="28"/>
+          <w:lang w:val="en-US"/>
+        </w:rPr>
+        <w:t>X</w:t>
+      </w:r>
+      <w:r>
+        <w:rPr>
+          <w:sz w:val="28"/>
+        </w:rPr>
+        <w:t>4</w:t>
+      </w:r>
+      <w:r>
+        <w:rPr>
+          <w:sz w:val="28"/>
+        </w:rPr>
+        <w:t>’</w:t>
+      </w:r>
+      <w:r>
+        <w:rPr>
+          <w:sz w:val="28"/>
+        </w:rPr>
+        <w:t>+</w:t>
+      </w:r>
+      <w:r>
+        <w:rPr>
+          <w:sz w:val="28"/>
+          <w:lang w:val="en-US"/>
+        </w:rPr>
+        <w:t>X</w:t>
+      </w:r>
+      <w:r>
+        <w:rPr>
+          <w:sz w:val="28"/>
+        </w:rPr>
+        <w:t>3+</w:t>
+      </w:r>
+      <w:r>
+        <w:rPr>
+          <w:sz w:val="28"/>
+          <w:lang w:val="en-US"/>
+        </w:rPr>
+        <w:t>X</w:t>
+      </w:r>
+      <w:r>
+        <w:rPr>
+          <w:sz w:val="28"/>
+        </w:rPr>
+        <w:t>2</w:t>
+      </w:r>
+      <w:r>
+        <w:rPr>
+          <w:sz w:val="28"/>
+        </w:rPr>
+        <w:t>+</w:t>
       </w:r>
       <w:bookmarkStart w:id="0" w:name="_GoBack"/>
       <w:bookmarkEnd w:id="0"/>
       <w:r>
         <w:rPr>
           <w:sz w:val="28"/>
-          <w:highlight w:val="yellow"/>
           <w:lang w:val="en-US"/>
         </w:rPr>
         <w:t>X</w:t>
@@ -7771,9 +8538,26 @@
       <w:r>
         <w:rPr>
           <w:sz w:val="28"/>
-          <w:highlight w:val="yellow"/>
-        </w:rPr>
-        <w:t>1)</w:t>
+        </w:rPr>
+        <w:t>1</w:t>
+      </w:r>
+      <w:r>
+        <w:rPr>
+          <w:sz w:val="28"/>
+        </w:rPr>
+        <w:t>’</w:t>
+      </w:r>
+      <w:r>
+        <w:rPr>
+          <w:sz w:val="28"/>
+        </w:rPr>
+        <w:t>))</w:t>
+      </w:r>
+      <w:r>
+        <w:rPr>
+          <w:sz w:val="28"/>
+        </w:rPr>
+        <w:t>’</w:t>
       </w:r>
       <w:r>
         <w:rPr>
@@ -7903,19 +8687,7 @@
         <w:rPr>
           <w:sz w:val="28"/>
         </w:rPr>
-        <w:t>2</w:t>
-      </w:r>
-      <w:r>
-        <w:rPr>
-          <w:sz w:val="28"/>
-        </w:rPr>
-        <w:t>’</w:t>
-      </w:r>
-      <w:r>
-        <w:rPr>
-          <w:sz w:val="28"/>
-        </w:rPr>
-        <w:t>+</w:t>
+        <w:t>2’+</w:t>
       </w:r>
       <w:r>
         <w:rPr>
@@ -7928,13 +8700,7 @@
         <w:rPr>
           <w:sz w:val="28"/>
         </w:rPr>
-        <w:t>1</w:t>
-      </w:r>
-      <w:r>
-        <w:rPr>
-          <w:sz w:val="28"/>
-        </w:rPr>
-        <w:t>) * (</w:t>
+        <w:t>1) * (</w:t>
       </w:r>
       <w:r>
         <w:rPr>
@@ -7973,19 +8739,7 @@
         <w:rPr>
           <w:sz w:val="28"/>
         </w:rPr>
-        <w:t>2</w:t>
-      </w:r>
-      <w:r>
-        <w:rPr>
-          <w:sz w:val="28"/>
-        </w:rPr>
-        <w:t>’</w:t>
-      </w:r>
-      <w:r>
-        <w:rPr>
-          <w:sz w:val="28"/>
-        </w:rPr>
-        <w:t>+</w:t>
+        <w:t>2’+</w:t>
       </w:r>
       <w:r>
         <w:rPr>
@@ -7998,13 +8752,7 @@
         <w:rPr>
           <w:sz w:val="28"/>
         </w:rPr>
-        <w:t>1</w:t>
-      </w:r>
-      <w:r>
-        <w:rPr>
-          <w:sz w:val="28"/>
-        </w:rPr>
-        <w:t>’) * (</w:t>
+        <w:t>1’) * (</w:t>
       </w:r>
       <w:r>
         <w:rPr>
@@ -8030,19 +8778,7 @@
         <w:rPr>
           <w:sz w:val="28"/>
         </w:rPr>
-        <w:t>3</w:t>
-      </w:r>
-      <w:r>
-        <w:rPr>
-          <w:sz w:val="28"/>
-        </w:rPr>
-        <w:t>’</w:t>
-      </w:r>
-      <w:r>
-        <w:rPr>
-          <w:sz w:val="28"/>
-        </w:rPr>
-        <w:t>+</w:t>
+        <w:t>3’+</w:t>
       </w:r>
       <w:r>
         <w:rPr>
@@ -8055,19 +8791,7 @@
         <w:rPr>
           <w:sz w:val="28"/>
         </w:rPr>
-        <w:t>2</w:t>
-      </w:r>
-      <w:r>
-        <w:rPr>
-          <w:sz w:val="28"/>
-        </w:rPr>
-        <w:t>’</w:t>
-      </w:r>
-      <w:r>
-        <w:rPr>
-          <w:sz w:val="28"/>
-        </w:rPr>
-        <w:t>+</w:t>
+        <w:t>2’+</w:t>
       </w:r>
       <w:r>
         <w:rPr>
@@ -8080,13 +8804,7 @@
         <w:rPr>
           <w:sz w:val="28"/>
         </w:rPr>
-        <w:t>1</w:t>
-      </w:r>
-      <w:r>
-        <w:rPr>
-          <w:sz w:val="28"/>
-        </w:rPr>
-        <w:t>’))’</w:t>
+        <w:t>1’))’</w:t>
       </w:r>
       <w:r>
         <w:rPr>
@@ -8171,13 +8889,7 @@
         <w:rPr>
           <w:sz w:val="28"/>
         </w:rPr>
-        <w:t>1</w:t>
-      </w:r>
-      <w:r>
-        <w:rPr>
-          <w:sz w:val="28"/>
-        </w:rPr>
-        <w:t>) * (</w:t>
+        <w:t>1) * (</w:t>
       </w:r>
       <w:r>
         <w:rPr>
@@ -8229,13 +8941,7 @@
         <w:rPr>
           <w:sz w:val="28"/>
         </w:rPr>
-        <w:t>1</w:t>
-      </w:r>
-      <w:r>
-        <w:rPr>
-          <w:sz w:val="28"/>
-        </w:rPr>
-        <w:t>’) * (</w:t>
+        <w:t>1’) * (</w:t>
       </w:r>
       <w:r>
         <w:rPr>
@@ -8261,19 +8967,7 @@
         <w:rPr>
           <w:sz w:val="28"/>
         </w:rPr>
-        <w:t>3</w:t>
-      </w:r>
-      <w:r>
-        <w:rPr>
-          <w:sz w:val="28"/>
-        </w:rPr>
-        <w:t>’</w:t>
-      </w:r>
-      <w:r>
-        <w:rPr>
-          <w:sz w:val="28"/>
-        </w:rPr>
-        <w:t>+</w:t>
+        <w:t>3’+</w:t>
       </w:r>
       <w:r>
         <w:rPr>
@@ -8286,19 +8980,7 @@
         <w:rPr>
           <w:sz w:val="28"/>
         </w:rPr>
-        <w:t>2</w:t>
-      </w:r>
-      <w:r>
-        <w:rPr>
-          <w:sz w:val="28"/>
-        </w:rPr>
-        <w:t>’</w:t>
-      </w:r>
-      <w:r>
-        <w:rPr>
-          <w:sz w:val="28"/>
-        </w:rPr>
-        <w:t>+</w:t>
+        <w:t>2’+</w:t>
       </w:r>
       <w:r>
         <w:rPr>
@@ -8311,13 +8993,7 @@
         <w:rPr>
           <w:sz w:val="28"/>
         </w:rPr>
-        <w:t>1</w:t>
-      </w:r>
-      <w:r>
-        <w:rPr>
-          <w:sz w:val="28"/>
-        </w:rPr>
-        <w:t>’))’</w:t>
+        <w:t>1’))’</w:t>
       </w:r>
     </w:p>
     <w:sectPr>
@@ -8727,6 +9403,7 @@
   <w:style w:type="character" w:default="1" w:styleId="a0">
     <w:name w:val="Default Paragraph Font"/>
     <w:uiPriority w:val="1"/>
+    <w:semiHidden/>
     <w:unhideWhenUsed/>
   </w:style>
   <w:style w:type="table" w:default="1" w:styleId="a1">
